--- a/teaching-materials/vcd-vce/word/workbook-unit2.docx
+++ b/teaching-materials/vcd-vce/word/workbook-unit2.docx
@@ -9,7 +9,8 @@
       <w:r>
         <w:rPr>
           <w:b/>
-          <w:sz w:val="22"/>
+          <w:color w:val="666666"/>
+          <w:sz w:val="21"/>
         </w:rPr>
         <w:t>VCE VISUAL COMMUNICATION DESIGN · VCAA 2024 · UNIT 2</w:t>
       </w:r>
@@ -20,6 +21,9 @@
         <w:jc w:val="center"/>
       </w:pPr>
       <w:r>
+        <w:rPr>
+          <w:color w:val="1F3A5F"/>
+        </w:rPr>
         <w:t>Student Workbook</w:t>
       </w:r>
     </w:p>
@@ -30,6 +34,7 @@
       <w:r>
         <w:rPr>
           <w:b/>
+          <w:color w:val="1F3A5F"/>
           <w:sz w:val="28"/>
         </w:rPr>
         <w:t>Trends in Design · Design &amp; Industry Connections</w:t>
@@ -41,7 +46,10 @@
         <w:pStyle w:val="Heading2"/>
       </w:pPr>
       <w:r>
-        <w:t>📋 My Details</w:t>
+        <w:rPr>
+          <w:color w:val="1F3A5F"/>
+        </w:rPr>
+        <w:t>My Details</w:t>
       </w:r>
     </w:p>
     <w:tbl>
@@ -157,7 +165,10 @@
         <w:pStyle w:val="Heading1"/>
       </w:pPr>
       <w:r>
-        <w:t>📖 Contents</w:t>
+        <w:rPr>
+          <w:color w:val="1F3A5F"/>
+        </w:rPr>
+        <w:t>Contents</w:t>
       </w:r>
     </w:p>
     <w:p>
@@ -167,12 +178,6 @@
       <w:r>
         <w:t>Activity 1: Trend Factors — Match the Example</w:t>
       </w:r>
-      <w:r>
-        <w:rPr>
-          <w:i/>
-        </w:rPr>
-        <w:t xml:space="preserve">  (A1)</w:t>
-      </w:r>
     </w:p>
     <w:p>
       <w:pPr>
@@ -180,12 +185,6 @@
       </w:pPr>
       <w:r>
         <w:t>Activity 2: Analyse a Trend Across the 4 Fields</w:t>
-      </w:r>
-      <w:r>
-        <w:rPr>
-          <w:i/>
-        </w:rPr>
-        <w:t xml:space="preserve">  (A2)</w:t>
       </w:r>
     </w:p>
     <w:p>
@@ -195,12 +194,6 @@
       <w:r>
         <w:t>Activity 3: Trend or Fad?</w:t>
       </w:r>
-      <w:r>
-        <w:rPr>
-          <w:i/>
-        </w:rPr>
-        <w:t xml:space="preserve">  (A3)</w:t>
-      </w:r>
     </w:p>
     <w:p>
       <w:pPr>
@@ -208,12 +201,6 @@
       </w:pPr>
       <w:r>
         <w:t>Activity 4: Collaboration Roles — Match the Description</w:t>
-      </w:r>
-      <w:r>
-        <w:rPr>
-          <w:i/>
-        </w:rPr>
-        <w:t xml:space="preserve">  (A4)</w:t>
       </w:r>
     </w:p>
     <w:p>
@@ -223,12 +210,6 @@
       <w:r>
         <w:t>Activity 5: Intellectual Property — Fill the Table</w:t>
       </w:r>
-      <w:r>
-        <w:rPr>
-          <w:i/>
-        </w:rPr>
-        <w:t xml:space="preserve">  (A5)</w:t>
-      </w:r>
     </w:p>
     <w:p>
       <w:pPr>
@@ -236,12 +217,6 @@
       </w:pPr>
       <w:r>
         <w:t>Activity 6: Short Analysis — Exam Practice</w:t>
-      </w:r>
-      <w:r>
-        <w:rPr>
-          <w:i/>
-        </w:rPr>
-        <w:t xml:space="preserve">  (A6)</w:t>
       </w:r>
     </w:p>
     <w:p>
@@ -251,12 +226,6 @@
       <w:r>
         <w:t>Activity 7: Extended Response — Case Study</w:t>
       </w:r>
-      <w:r>
-        <w:rPr>
-          <w:i/>
-        </w:rPr>
-        <w:t xml:space="preserve">  (A7)</w:t>
-      </w:r>
     </w:p>
     <w:p>
       <w:pPr>
@@ -264,12 +233,6 @@
       </w:pPr>
       <w:r>
         <w:t>Activity 8: Reflection — What I Know / Still Learning</w:t>
-      </w:r>
-      <w:r>
-        <w:rPr>
-          <w:i/>
-        </w:rPr>
-        <w:t xml:space="preserve">  (A8)</w:t>
       </w:r>
     </w:p>
     <w:p>
@@ -282,6 +245,9 @@
         <w:pStyle w:val="Heading1"/>
       </w:pPr>
       <w:r>
+        <w:rPr>
+          <w:color w:val="1F3A5F"/>
+        </w:rPr>
         <w:t>Activity 1: Trend Factors — Match the Example</w:t>
       </w:r>
     </w:p>
@@ -289,22 +255,20 @@
       <w:r>
         <w:rPr>
           <w:b/>
+          <w:color w:val="1F3A5F"/>
         </w:rPr>
         <w:t>Marks available: 10 marks</w:t>
       </w:r>
     </w:p>
     <w:p>
-      <w:r>
-        <w:rPr>
-          <w:b/>
-          <w:i/>
-        </w:rPr>
-        <w:t xml:space="preserve">▸ </w:t>
-      </w:r>
+      <w:pPr>
+        <w:ind w:left="283"/>
+      </w:pPr>
       <w:r>
         <w:rPr>
           <w:b w:val="0"/>
           <w:i/>
+          <w:color w:val="404040"/>
         </w:rPr>
         <w:t xml:space="preserve">Draw a line connecting each </w:t>
       </w:r>
@@ -312,6 +276,7 @@
         <w:rPr>
           <w:b/>
           <w:i/>
+          <w:color w:val="404040"/>
         </w:rPr>
         <w:t>factor</w:t>
       </w:r>
@@ -319,13 +284,14 @@
         <w:rPr>
           <w:b w:val="0"/>
           <w:i/>
+          <w:color w:val="404040"/>
         </w:rPr>
         <w:t xml:space="preserve"> to the example that best illustrates it.</w:t>
       </w:r>
     </w:p>
     <w:tbl>
       <w:tblPr>
-        <w:tblStyle w:val="TableGrid"/>
+        <w:tblStyle w:val="LightGrid-Accent1"/>
         <w:tblW w:type="auto" w:w="0"/>
         <w:tblLook w:firstColumn="1" w:firstRow="1" w:lastColumn="0" w:lastRow="0" w:noHBand="0" w:noVBand="1" w:val="04A0"/>
       </w:tblPr>
@@ -338,11 +304,13 @@
         <w:tc>
           <w:tcPr>
             <w:tcW w:type="dxa" w:w="3324"/>
+            <w:shd w:val="clear" w:color="auto" w:fill="1F3A5F"/>
           </w:tcPr>
           <w:p>
             <w:r>
               <w:rPr>
                 <w:b/>
+                <w:color w:val="FFFFFF"/>
               </w:rPr>
               <w:t>Factor</w:t>
             </w:r>
@@ -351,11 +319,13 @@
         <w:tc>
           <w:tcPr>
             <w:tcW w:type="dxa" w:w="3324"/>
+            <w:shd w:val="clear" w:color="auto" w:fill="1F3A5F"/>
           </w:tcPr>
           <w:p>
             <w:r>
               <w:rPr>
                 <w:b/>
+                <w:color w:val="FFFFFF"/>
               </w:rPr>
               <w:t>Answer</w:t>
             </w:r>
@@ -364,11 +334,13 @@
         <w:tc>
           <w:tcPr>
             <w:tcW w:type="dxa" w:w="3324"/>
+            <w:shd w:val="clear" w:color="auto" w:fill="1F3A5F"/>
           </w:tcPr>
           <w:p>
             <w:r>
               <w:rPr>
                 <w:b/>
+                <w:color w:val="FFFFFF"/>
               </w:rPr>
               <w:t>Example</w:t>
             </w:r>
@@ -522,6 +494,9 @@
         <w:pStyle w:val="Heading1"/>
       </w:pPr>
       <w:r>
+        <w:rPr>
+          <w:color w:val="1F3A5F"/>
+        </w:rPr>
         <w:t>Activity 2: Analyse a Trend Across the 4 Fields</w:t>
       </w:r>
     </w:p>
@@ -529,29 +504,27 @@
       <w:r>
         <w:rPr>
           <w:b/>
+          <w:color w:val="1F3A5F"/>
         </w:rPr>
         <w:t>Marks available: 12 marks</w:t>
       </w:r>
     </w:p>
     <w:p>
-      <w:r>
-        <w:rPr>
-          <w:b/>
-          <w:i/>
-        </w:rPr>
-        <w:t xml:space="preserve">▸ </w:t>
-      </w:r>
+      <w:pPr>
+        <w:ind w:left="283"/>
+      </w:pPr>
       <w:r>
         <w:rPr>
           <w:b w:val="0"/>
           <w:i/>
+          <w:color w:val="404040"/>
         </w:rPr>
         <w:t>Choose ONE current design trend. Complete the table showing how it appears in each design field.</w:t>
       </w:r>
     </w:p>
     <w:tbl>
       <w:tblPr>
-        <w:tblStyle w:val="TableGrid"/>
+        <w:tblStyle w:val="LightGrid-Accent1"/>
         <w:tblW w:type="auto" w:w="0"/>
         <w:jc w:val="center"/>
         <w:tblLook w:firstColumn="1" w:firstRow="1" w:lastColumn="0" w:lastRow="0" w:noHBand="0" w:noVBand="1" w:val="04A0"/>
@@ -564,7 +537,7 @@
         <w:tc>
           <w:tcPr>
             <w:tcW w:type="dxa" w:w="4986"/>
-            <w:shd w:val="clear" w:color="auto" w:fill="4C1D95"/>
+            <w:shd w:val="clear" w:color="auto" w:fill="1F3A5F"/>
           </w:tcPr>
           <w:p>
             <w:r>
@@ -579,7 +552,7 @@
         <w:tc>
           <w:tcPr>
             <w:tcW w:type="dxa" w:w="4986"/>
-            <w:shd w:val="clear" w:color="auto" w:fill="4C1D95"/>
+            <w:shd w:val="clear" w:color="auto" w:fill="1F3A5F"/>
           </w:tcPr>
           <w:p>
             <w:r>
@@ -609,7 +582,7 @@
         <w:tc>
           <w:tcPr>
             <w:tcW w:type="dxa" w:w="4986"/>
-            <w:shd w:val="clear" w:color="auto" w:fill="F5F0FF"/>
+            <w:shd w:val="clear" w:color="auto" w:fill="FAFAFA"/>
           </w:tcPr>
           <w:p/>
         </w:tc>
@@ -631,7 +604,7 @@
         <w:tc>
           <w:tcPr>
             <w:tcW w:type="dxa" w:w="4986"/>
-            <w:shd w:val="clear" w:color="auto" w:fill="F5F0FF"/>
+            <w:shd w:val="clear" w:color="auto" w:fill="FAFAFA"/>
           </w:tcPr>
           <w:p/>
         </w:tc>
@@ -653,7 +626,7 @@
         <w:tc>
           <w:tcPr>
             <w:tcW w:type="dxa" w:w="4986"/>
-            <w:shd w:val="clear" w:color="auto" w:fill="F5F0FF"/>
+            <w:shd w:val="clear" w:color="auto" w:fill="FAFAFA"/>
           </w:tcPr>
           <w:p/>
         </w:tc>
@@ -675,7 +648,7 @@
         <w:tc>
           <w:tcPr>
             <w:tcW w:type="dxa" w:w="4986"/>
-            <w:shd w:val="clear" w:color="auto" w:fill="F5F0FF"/>
+            <w:shd w:val="clear" w:color="auto" w:fill="FAFAFA"/>
           </w:tcPr>
           <w:p/>
         </w:tc>
@@ -683,36 +656,33 @@
     </w:tbl>
     <w:p/>
     <w:p>
-      <w:r>
-        <w:rPr>
-          <w:b/>
-          <w:i/>
-        </w:rPr>
-        <w:t xml:space="preserve">▸ </w:t>
-      </w:r>
+      <w:pPr>
+        <w:ind w:left="283"/>
+      </w:pPr>
       <w:r>
         <w:rPr>
           <w:b w:val="0"/>
           <w:i/>
+          <w:color w:val="404040"/>
         </w:rPr>
         <w:t>Which factor(s) — social, cultural, economic, technological, environmental — is driving this trend? Explain in one sentence.</w:t>
       </w:r>
     </w:p>
     <w:p>
-      <w:r>
-        <w:rPr>
-          <w:color w:val="B0B0B0"/>
-        </w:rPr>
-        <w:t>__________________________________________________________________________________________</w:t>
-      </w:r>
+      <w:pPr>
+        <w:spacing w:after="280"/>
+        <w:pBdr>
+          <w:bottom w:val="single" w:sz="6" w:space="1" w:color="BFBFBF"/>
+        </w:pBdr>
+      </w:pPr>
     </w:p>
     <w:p>
-      <w:r>
-        <w:rPr>
-          <w:color w:val="B0B0B0"/>
-        </w:rPr>
-        <w:t>__________________________________________________________________________________________</w:t>
-      </w:r>
+      <w:pPr>
+        <w:spacing w:after="280"/>
+        <w:pBdr>
+          <w:bottom w:val="single" w:sz="6" w:space="1" w:color="BFBFBF"/>
+        </w:pBdr>
+      </w:pPr>
     </w:p>
     <w:p>
       <w:r>
@@ -724,6 +694,9 @@
         <w:pStyle w:val="Heading1"/>
       </w:pPr>
       <w:r>
+        <w:rPr>
+          <w:color w:val="1F3A5F"/>
+        </w:rPr>
         <w:t>Activity 3: Trend or Fad?</w:t>
       </w:r>
     </w:p>
@@ -731,22 +704,20 @@
       <w:r>
         <w:rPr>
           <w:b/>
+          <w:color w:val="1F3A5F"/>
         </w:rPr>
         <w:t>Marks available: 8 marks</w:t>
       </w:r>
     </w:p>
     <w:p>
-      <w:r>
-        <w:rPr>
-          <w:b/>
-          <w:i/>
-        </w:rPr>
-        <w:t xml:space="preserve">▸ </w:t>
-      </w:r>
+      <w:pPr>
+        <w:ind w:left="283"/>
+      </w:pPr>
       <w:r>
         <w:rPr>
           <w:b w:val="0"/>
           <w:i/>
+          <w:color w:val="404040"/>
         </w:rPr>
         <w:t xml:space="preserve">For each scenario, circle </w:t>
       </w:r>
@@ -754,6 +725,7 @@
         <w:rPr>
           <w:b/>
           <w:i/>
+          <w:color w:val="404040"/>
         </w:rPr>
         <w:t>Trend</w:t>
       </w:r>
@@ -761,6 +733,7 @@
         <w:rPr>
           <w:b w:val="0"/>
           <w:i/>
+          <w:color w:val="404040"/>
         </w:rPr>
         <w:t xml:space="preserve"> or </w:t>
       </w:r>
@@ -768,6 +741,7 @@
         <w:rPr>
           <w:b/>
           <w:i/>
+          <w:color w:val="404040"/>
         </w:rPr>
         <w:t>Fad</w:t>
       </w:r>
@@ -775,6 +749,7 @@
         <w:rPr>
           <w:b w:val="0"/>
           <w:i/>
+          <w:color w:val="404040"/>
         </w:rPr>
         <w:t xml:space="preserve"> and justify your answer in one sentence.</w:t>
       </w:r>
@@ -794,12 +769,12 @@
       </w:r>
     </w:p>
     <w:p>
-      <w:r>
-        <w:rPr>
-          <w:color w:val="B0B0B0"/>
-        </w:rPr>
-        <w:t>__________________________________________________________________________________________</w:t>
-      </w:r>
+      <w:pPr>
+        <w:spacing w:after="280"/>
+        <w:pBdr>
+          <w:bottom w:val="single" w:sz="6" w:space="1" w:color="BFBFBF"/>
+        </w:pBdr>
+      </w:pPr>
     </w:p>
     <w:p>
       <w:r>
@@ -816,12 +791,12 @@
       </w:r>
     </w:p>
     <w:p>
-      <w:r>
-        <w:rPr>
-          <w:color w:val="B0B0B0"/>
-        </w:rPr>
-        <w:t>__________________________________________________________________________________________</w:t>
-      </w:r>
+      <w:pPr>
+        <w:spacing w:after="280"/>
+        <w:pBdr>
+          <w:bottom w:val="single" w:sz="6" w:space="1" w:color="BFBFBF"/>
+        </w:pBdr>
+      </w:pPr>
     </w:p>
     <w:p>
       <w:r>
@@ -838,12 +813,12 @@
       </w:r>
     </w:p>
     <w:p>
-      <w:r>
-        <w:rPr>
-          <w:color w:val="B0B0B0"/>
-        </w:rPr>
-        <w:t>__________________________________________________________________________________________</w:t>
-      </w:r>
+      <w:pPr>
+        <w:spacing w:after="280"/>
+        <w:pBdr>
+          <w:bottom w:val="single" w:sz="6" w:space="1" w:color="BFBFBF"/>
+        </w:pBdr>
+      </w:pPr>
     </w:p>
     <w:p>
       <w:r>
@@ -860,18 +835,21 @@
       </w:r>
     </w:p>
     <w:p>
-      <w:r>
-        <w:rPr>
-          <w:color w:val="B0B0B0"/>
-        </w:rPr>
-        <w:t>__________________________________________________________________________________________</w:t>
-      </w:r>
+      <w:pPr>
+        <w:spacing w:after="280"/>
+        <w:pBdr>
+          <w:bottom w:val="single" w:sz="6" w:space="1" w:color="BFBFBF"/>
+        </w:pBdr>
+      </w:pPr>
     </w:p>
     <w:p>
       <w:pPr>
         <w:pStyle w:val="Heading1"/>
       </w:pPr>
       <w:r>
+        <w:rPr>
+          <w:color w:val="1F3A5F"/>
+        </w:rPr>
         <w:t>Activity 4: Collaboration Roles — Match the Description</w:t>
       </w:r>
     </w:p>
@@ -879,29 +857,27 @@
       <w:r>
         <w:rPr>
           <w:b/>
+          <w:color w:val="1F3A5F"/>
         </w:rPr>
         <w:t>Marks available: 10 marks</w:t>
       </w:r>
     </w:p>
     <w:p>
-      <w:r>
-        <w:rPr>
-          <w:b/>
-          <w:i/>
-        </w:rPr>
-        <w:t xml:space="preserve">▸ </w:t>
-      </w:r>
+      <w:pPr>
+        <w:ind w:left="283"/>
+      </w:pPr>
       <w:r>
         <w:rPr>
           <w:b w:val="0"/>
           <w:i/>
+          <w:color w:val="404040"/>
         </w:rPr>
         <w:t>Match each role to its correct description in the design industry.</w:t>
       </w:r>
     </w:p>
     <w:tbl>
       <w:tblPr>
-        <w:tblStyle w:val="TableGrid"/>
+        <w:tblStyle w:val="LightGrid-Accent1"/>
         <w:tblW w:type="auto" w:w="0"/>
         <w:tblLook w:firstColumn="1" w:firstRow="1" w:lastColumn="0" w:lastRow="0" w:noHBand="0" w:noVBand="1" w:val="04A0"/>
       </w:tblPr>
@@ -914,11 +890,13 @@
         <w:tc>
           <w:tcPr>
             <w:tcW w:type="dxa" w:w="3324"/>
+            <w:shd w:val="clear" w:color="auto" w:fill="1F3A5F"/>
           </w:tcPr>
           <w:p>
             <w:r>
               <w:rPr>
                 <w:b/>
+                <w:color w:val="FFFFFF"/>
               </w:rPr>
               <w:t>Role</w:t>
             </w:r>
@@ -927,11 +905,13 @@
         <w:tc>
           <w:tcPr>
             <w:tcW w:type="dxa" w:w="3324"/>
+            <w:shd w:val="clear" w:color="auto" w:fill="1F3A5F"/>
           </w:tcPr>
           <w:p>
             <w:r>
               <w:rPr>
                 <w:b/>
+                <w:color w:val="FFFFFF"/>
               </w:rPr>
               <w:t>Answer</w:t>
             </w:r>
@@ -940,11 +920,13 @@
         <w:tc>
           <w:tcPr>
             <w:tcW w:type="dxa" w:w="3324"/>
+            <w:shd w:val="clear" w:color="auto" w:fill="1F3A5F"/>
           </w:tcPr>
           <w:p>
             <w:r>
               <w:rPr>
                 <w:b/>
+                <w:color w:val="FFFFFF"/>
               </w:rPr>
               <w:t>Description</w:t>
             </w:r>
@@ -1075,6 +1057,9 @@
         <w:pStyle w:val="Heading1"/>
       </w:pPr>
       <w:r>
+        <w:rPr>
+          <w:color w:val="1F3A5F"/>
+        </w:rPr>
         <w:t>Activity 5: Intellectual Property — Fill the Table</w:t>
       </w:r>
     </w:p>
@@ -1082,29 +1067,27 @@
       <w:r>
         <w:rPr>
           <w:b/>
+          <w:color w:val="1F3A5F"/>
         </w:rPr>
         <w:t>Marks available: 12 marks</w:t>
       </w:r>
     </w:p>
     <w:p>
-      <w:r>
-        <w:rPr>
-          <w:b/>
-          <w:i/>
-        </w:rPr>
-        <w:t xml:space="preserve">▸ </w:t>
-      </w:r>
+      <w:pPr>
+        <w:ind w:left="283"/>
+      </w:pPr>
       <w:r>
         <w:rPr>
           <w:b w:val="0"/>
           <w:i/>
+          <w:color w:val="404040"/>
         </w:rPr>
         <w:t>Complete the table with the missing information about each type of intellectual property protection.</w:t>
       </w:r>
     </w:p>
     <w:tbl>
       <w:tblPr>
-        <w:tblStyle w:val="TableGrid"/>
+        <w:tblStyle w:val="LightGrid-Accent1"/>
         <w:tblW w:type="auto" w:w="0"/>
         <w:jc w:val="center"/>
         <w:tblLook w:firstColumn="1" w:firstRow="1" w:lastColumn="0" w:lastRow="0" w:noHBand="0" w:noVBand="1" w:val="04A0"/>
@@ -1118,7 +1101,7 @@
         <w:tc>
           <w:tcPr>
             <w:tcW w:type="dxa" w:w="3324"/>
-            <w:shd w:val="clear" w:color="auto" w:fill="4C1D95"/>
+            <w:shd w:val="clear" w:color="auto" w:fill="1F3A5F"/>
           </w:tcPr>
           <w:p>
             <w:r>
@@ -1133,7 +1116,7 @@
         <w:tc>
           <w:tcPr>
             <w:tcW w:type="dxa" w:w="3324"/>
-            <w:shd w:val="clear" w:color="auto" w:fill="4C1D95"/>
+            <w:shd w:val="clear" w:color="auto" w:fill="1F3A5F"/>
           </w:tcPr>
           <w:p>
             <w:r>
@@ -1148,7 +1131,7 @@
         <w:tc>
           <w:tcPr>
             <w:tcW w:type="dxa" w:w="3324"/>
-            <w:shd w:val="clear" w:color="auto" w:fill="4C1D95"/>
+            <w:shd w:val="clear" w:color="auto" w:fill="1F3A5F"/>
           </w:tcPr>
           <w:p>
             <w:r>
@@ -1178,14 +1161,14 @@
         <w:tc>
           <w:tcPr>
             <w:tcW w:type="dxa" w:w="3324"/>
-            <w:shd w:val="clear" w:color="auto" w:fill="F5F0FF"/>
+            <w:shd w:val="clear" w:color="auto" w:fill="FAFAFA"/>
           </w:tcPr>
           <w:p/>
         </w:tc>
         <w:tc>
           <w:tcPr>
             <w:tcW w:type="dxa" w:w="3324"/>
-            <w:shd w:val="clear" w:color="auto" w:fill="F5F0FF"/>
+            <w:shd w:val="clear" w:color="auto" w:fill="FAFAFA"/>
           </w:tcPr>
           <w:p/>
         </w:tc>
@@ -1207,14 +1190,14 @@
         <w:tc>
           <w:tcPr>
             <w:tcW w:type="dxa" w:w="3324"/>
-            <w:shd w:val="clear" w:color="auto" w:fill="F5F0FF"/>
+            <w:shd w:val="clear" w:color="auto" w:fill="FAFAFA"/>
           </w:tcPr>
           <w:p/>
         </w:tc>
         <w:tc>
           <w:tcPr>
             <w:tcW w:type="dxa" w:w="3324"/>
-            <w:shd w:val="clear" w:color="auto" w:fill="F5F0FF"/>
+            <w:shd w:val="clear" w:color="auto" w:fill="FAFAFA"/>
           </w:tcPr>
           <w:p/>
         </w:tc>
@@ -1236,14 +1219,14 @@
         <w:tc>
           <w:tcPr>
             <w:tcW w:type="dxa" w:w="3324"/>
-            <w:shd w:val="clear" w:color="auto" w:fill="F5F0FF"/>
+            <w:shd w:val="clear" w:color="auto" w:fill="FAFAFA"/>
           </w:tcPr>
           <w:p/>
         </w:tc>
         <w:tc>
           <w:tcPr>
             <w:tcW w:type="dxa" w:w="3324"/>
-            <w:shd w:val="clear" w:color="auto" w:fill="F5F0FF"/>
+            <w:shd w:val="clear" w:color="auto" w:fill="FAFAFA"/>
           </w:tcPr>
           <w:p/>
         </w:tc>
@@ -1265,14 +1248,14 @@
         <w:tc>
           <w:tcPr>
             <w:tcW w:type="dxa" w:w="3324"/>
-            <w:shd w:val="clear" w:color="auto" w:fill="F5F0FF"/>
+            <w:shd w:val="clear" w:color="auto" w:fill="FAFAFA"/>
           </w:tcPr>
           <w:p/>
         </w:tc>
         <w:tc>
           <w:tcPr>
             <w:tcW w:type="dxa" w:w="3324"/>
-            <w:shd w:val="clear" w:color="auto" w:fill="F5F0FF"/>
+            <w:shd w:val="clear" w:color="auto" w:fill="FAFAFA"/>
           </w:tcPr>
           <w:p/>
         </w:tc>
@@ -1280,42 +1263,42 @@
     </w:tbl>
     <w:p/>
     <w:p>
-      <w:r>
-        <w:rPr>
-          <w:b/>
-          <w:i/>
-        </w:rPr>
-        <w:t xml:space="preserve">▸ </w:t>
-      </w:r>
+      <w:pPr>
+        <w:ind w:left="283"/>
+      </w:pPr>
       <w:r>
         <w:rPr>
           <w:b w:val="0"/>
           <w:i/>
+          <w:color w:val="404040"/>
         </w:rPr>
         <w:t>Explain in one sentence why intellectual property law is relevant to your own VCD folio work.</w:t>
       </w:r>
     </w:p>
     <w:p>
-      <w:r>
-        <w:rPr>
-          <w:color w:val="B0B0B0"/>
-        </w:rPr>
-        <w:t>__________________________________________________________________________________________</w:t>
-      </w:r>
+      <w:pPr>
+        <w:spacing w:after="280"/>
+        <w:pBdr>
+          <w:bottom w:val="single" w:sz="6" w:space="1" w:color="BFBFBF"/>
+        </w:pBdr>
+      </w:pPr>
     </w:p>
     <w:p>
-      <w:r>
-        <w:rPr>
-          <w:color w:val="B0B0B0"/>
-        </w:rPr>
-        <w:t>__________________________________________________________________________________________</w:t>
-      </w:r>
+      <w:pPr>
+        <w:spacing w:after="280"/>
+        <w:pBdr>
+          <w:bottom w:val="single" w:sz="6" w:space="1" w:color="BFBFBF"/>
+        </w:pBdr>
+      </w:pPr>
     </w:p>
     <w:p>
       <w:pPr>
         <w:pStyle w:val="Heading1"/>
       </w:pPr>
       <w:r>
+        <w:rPr>
+          <w:color w:val="1F3A5F"/>
+        </w:rPr>
         <w:t>Activity 6: Short Analysis — Exam Practice</w:t>
       </w:r>
     </w:p>
@@ -1323,22 +1306,20 @@
       <w:r>
         <w:rPr>
           <w:b/>
+          <w:color w:val="1F3A5F"/>
         </w:rPr>
         <w:t>Marks available: 6 marks (2 marks each)</w:t>
       </w:r>
     </w:p>
     <w:p>
-      <w:r>
-        <w:rPr>
-          <w:b/>
-          <w:i/>
-        </w:rPr>
-        <w:t xml:space="preserve">▸ </w:t>
-      </w:r>
+      <w:pPr>
+        <w:ind w:left="283"/>
+      </w:pPr>
       <w:r>
         <w:rPr>
           <w:b w:val="0"/>
           <w:i/>
+          <w:color w:val="404040"/>
         </w:rPr>
         <w:t xml:space="preserve">For each scenario, write a </w:t>
       </w:r>
@@ -1346,6 +1327,7 @@
         <w:rPr>
           <w:b/>
           <w:i/>
+          <w:color w:val="404040"/>
         </w:rPr>
         <w:t>2-mark response</w:t>
       </w:r>
@@ -1353,6 +1335,7 @@
         <w:rPr>
           <w:b w:val="0"/>
           <w:i/>
+          <w:color w:val="404040"/>
         </w:rPr>
         <w:t xml:space="preserve"> naming the relevant factor or IP type and explaining its relevance.</w:t>
       </w:r>
@@ -1366,20 +1349,20 @@
       </w:r>
     </w:p>
     <w:p>
-      <w:r>
-        <w:rPr>
-          <w:color w:val="B0B0B0"/>
-        </w:rPr>
-        <w:t>__________________________________________________________________________________________</w:t>
-      </w:r>
+      <w:pPr>
+        <w:spacing w:after="280"/>
+        <w:pBdr>
+          <w:bottom w:val="single" w:sz="6" w:space="1" w:color="BFBFBF"/>
+        </w:pBdr>
+      </w:pPr>
     </w:p>
     <w:p>
-      <w:r>
-        <w:rPr>
-          <w:color w:val="B0B0B0"/>
-        </w:rPr>
-        <w:t>__________________________________________________________________________________________</w:t>
-      </w:r>
+      <w:pPr>
+        <w:spacing w:after="280"/>
+        <w:pBdr>
+          <w:bottom w:val="single" w:sz="6" w:space="1" w:color="BFBFBF"/>
+        </w:pBdr>
+      </w:pPr>
     </w:p>
     <w:p>
       <w:r>
@@ -1390,20 +1373,20 @@
       </w:r>
     </w:p>
     <w:p>
-      <w:r>
-        <w:rPr>
-          <w:color w:val="B0B0B0"/>
-        </w:rPr>
-        <w:t>__________________________________________________________________________________________</w:t>
-      </w:r>
+      <w:pPr>
+        <w:spacing w:after="280"/>
+        <w:pBdr>
+          <w:bottom w:val="single" w:sz="6" w:space="1" w:color="BFBFBF"/>
+        </w:pBdr>
+      </w:pPr>
     </w:p>
     <w:p>
-      <w:r>
-        <w:rPr>
-          <w:color w:val="B0B0B0"/>
-        </w:rPr>
-        <w:t>__________________________________________________________________________________________</w:t>
-      </w:r>
+      <w:pPr>
+        <w:spacing w:after="280"/>
+        <w:pBdr>
+          <w:bottom w:val="single" w:sz="6" w:space="1" w:color="BFBFBF"/>
+        </w:pBdr>
+      </w:pPr>
     </w:p>
     <w:p>
       <w:r>
@@ -1414,20 +1397,20 @@
       </w:r>
     </w:p>
     <w:p>
-      <w:r>
-        <w:rPr>
-          <w:color w:val="B0B0B0"/>
-        </w:rPr>
-        <w:t>__________________________________________________________________________________________</w:t>
-      </w:r>
+      <w:pPr>
+        <w:spacing w:after="280"/>
+        <w:pBdr>
+          <w:bottom w:val="single" w:sz="6" w:space="1" w:color="BFBFBF"/>
+        </w:pBdr>
+      </w:pPr>
     </w:p>
     <w:p>
-      <w:r>
-        <w:rPr>
-          <w:color w:val="B0B0B0"/>
-        </w:rPr>
-        <w:t>__________________________________________________________________________________________</w:t>
-      </w:r>
+      <w:pPr>
+        <w:spacing w:after="280"/>
+        <w:pBdr>
+          <w:bottom w:val="single" w:sz="6" w:space="1" w:color="BFBFBF"/>
+        </w:pBdr>
+      </w:pPr>
     </w:p>
     <w:p>
       <w:r>
@@ -1439,6 +1422,9 @@
         <w:pStyle w:val="Heading1"/>
       </w:pPr>
       <w:r>
+        <w:rPr>
+          <w:color w:val="1F3A5F"/>
+        </w:rPr>
         <w:t>Activity 7: Extended Response — Case Study</w:t>
       </w:r>
     </w:p>
@@ -1446,22 +1432,20 @@
       <w:r>
         <w:rPr>
           <w:b/>
+          <w:color w:val="1F3A5F"/>
         </w:rPr>
         <w:t>Marks available: 10 marks</w:t>
       </w:r>
     </w:p>
     <w:p>
-      <w:r>
-        <w:rPr>
-          <w:b/>
-          <w:i/>
-        </w:rPr>
-        <w:t xml:space="preserve">▸ </w:t>
-      </w:r>
+      <w:pPr>
+        <w:ind w:left="283"/>
+      </w:pPr>
       <w:r>
         <w:rPr>
           <w:b w:val="0"/>
           <w:i/>
+          <w:color w:val="404040"/>
         </w:rPr>
         <w:t>Read the case study below. Write an extended response (approx. 4–5 sentences) identifying ONE trend and ONE industry connection, and explaining the factors behind each.</w:t>
       </w:r>
@@ -1499,68 +1483,68 @@
       </w:r>
     </w:p>
     <w:p>
-      <w:r>
-        <w:rPr>
-          <w:color w:val="B0B0B0"/>
-        </w:rPr>
-        <w:t>__________________________________________________________________________________________</w:t>
-      </w:r>
+      <w:pPr>
+        <w:spacing w:after="280"/>
+        <w:pBdr>
+          <w:bottom w:val="single" w:sz="6" w:space="1" w:color="BFBFBF"/>
+        </w:pBdr>
+      </w:pPr>
     </w:p>
     <w:p>
-      <w:r>
-        <w:rPr>
-          <w:color w:val="B0B0B0"/>
-        </w:rPr>
-        <w:t>__________________________________________________________________________________________</w:t>
-      </w:r>
+      <w:pPr>
+        <w:spacing w:after="280"/>
+        <w:pBdr>
+          <w:bottom w:val="single" w:sz="6" w:space="1" w:color="BFBFBF"/>
+        </w:pBdr>
+      </w:pPr>
     </w:p>
     <w:p>
-      <w:r>
-        <w:rPr>
-          <w:color w:val="B0B0B0"/>
-        </w:rPr>
-        <w:t>__________________________________________________________________________________________</w:t>
-      </w:r>
+      <w:pPr>
+        <w:spacing w:after="280"/>
+        <w:pBdr>
+          <w:bottom w:val="single" w:sz="6" w:space="1" w:color="BFBFBF"/>
+        </w:pBdr>
+      </w:pPr>
     </w:p>
     <w:p>
-      <w:r>
-        <w:rPr>
-          <w:color w:val="B0B0B0"/>
-        </w:rPr>
-        <w:t>__________________________________________________________________________________________</w:t>
-      </w:r>
+      <w:pPr>
+        <w:spacing w:after="280"/>
+        <w:pBdr>
+          <w:bottom w:val="single" w:sz="6" w:space="1" w:color="BFBFBF"/>
+        </w:pBdr>
+      </w:pPr>
     </w:p>
     <w:p>
-      <w:r>
-        <w:rPr>
-          <w:color w:val="B0B0B0"/>
-        </w:rPr>
-        <w:t>__________________________________________________________________________________________</w:t>
-      </w:r>
+      <w:pPr>
+        <w:spacing w:after="280"/>
+        <w:pBdr>
+          <w:bottom w:val="single" w:sz="6" w:space="1" w:color="BFBFBF"/>
+        </w:pBdr>
+      </w:pPr>
     </w:p>
     <w:p>
-      <w:r>
-        <w:rPr>
-          <w:color w:val="B0B0B0"/>
-        </w:rPr>
-        <w:t>__________________________________________________________________________________________</w:t>
-      </w:r>
+      <w:pPr>
+        <w:spacing w:after="280"/>
+        <w:pBdr>
+          <w:bottom w:val="single" w:sz="6" w:space="1" w:color="BFBFBF"/>
+        </w:pBdr>
+      </w:pPr>
     </w:p>
     <w:p>
-      <w:r>
-        <w:rPr>
-          <w:color w:val="B0B0B0"/>
-        </w:rPr>
-        <w:t>__________________________________________________________________________________________</w:t>
-      </w:r>
+      <w:pPr>
+        <w:spacing w:after="280"/>
+        <w:pBdr>
+          <w:bottom w:val="single" w:sz="6" w:space="1" w:color="BFBFBF"/>
+        </w:pBdr>
+      </w:pPr>
     </w:p>
     <w:p>
-      <w:r>
-        <w:rPr>
-          <w:color w:val="B0B0B0"/>
-        </w:rPr>
-        <w:t>__________________________________________________________________________________________</w:t>
-      </w:r>
+      <w:pPr>
+        <w:spacing w:after="280"/>
+        <w:pBdr>
+          <w:bottom w:val="single" w:sz="6" w:space="1" w:color="BFBFBF"/>
+        </w:pBdr>
+      </w:pPr>
     </w:p>
     <w:tbl>
       <w:tblPr>
@@ -1575,15 +1559,15 @@
         <w:tc>
           <w:tcPr>
             <w:tcW w:type="dxa" w:w="9972"/>
-            <w:shd w:val="clear" w:color="auto" w:fill="DCFCE7"/>
+            <w:shd w:val="clear" w:color="auto" w:fill="E9F3EC"/>
           </w:tcPr>
           <w:p>
             <w:r>
               <w:rPr>
                 <w:b/>
-                <w:color w:val="166534"/>
+                <w:color w:val="1F4B3F"/>
               </w:rPr>
-              <w:t>✅ Sample response (refer to after completing)</w:t>
+              <w:t>Model response</w:t>
             </w:r>
           </w:p>
         </w:tc>
@@ -1592,7 +1576,6 @@
         <w:tc>
           <w:tcPr>
             <w:tcW w:type="dxa" w:w="9972"/>
-            <w:shd w:val="clear" w:color="auto" w:fill="F0FDF4"/>
           </w:tcPr>
           <w:p>
             <w:r>
@@ -1647,21 +1630,21 @@
         <w:pStyle w:val="Heading1"/>
       </w:pPr>
       <w:r>
+        <w:rPr>
+          <w:color w:val="1F3A5F"/>
+        </w:rPr>
         <w:t>Activity 8: Reflection — What I Know</w:t>
       </w:r>
     </w:p>
     <w:p>
-      <w:r>
-        <w:rPr>
-          <w:b/>
-          <w:i/>
-        </w:rPr>
-        <w:t xml:space="preserve">▸ </w:t>
-      </w:r>
+      <w:pPr>
+        <w:ind w:left="283"/>
+      </w:pPr>
       <w:r>
         <w:rPr>
           <w:b w:val="0"/>
           <w:i/>
+          <w:color w:val="404040"/>
         </w:rPr>
         <w:t>Use this page to reflect on your learning so far. Be honest — this helps you study smarter!</w:t>
       </w:r>
@@ -1671,6 +1654,9 @@
         <w:pStyle w:val="Heading1"/>
       </w:pPr>
       <w:r>
+        <w:rPr>
+          <w:color w:val="1F3A5F"/>
+        </w:rPr>
         <w:t>Confidence Check</w:t>
       </w:r>
     </w:p>
@@ -1684,7 +1670,7 @@
     </w:p>
     <w:tbl>
       <w:tblPr>
-        <w:tblStyle w:val="TableGrid"/>
+        <w:tblStyle w:val="LightGrid-Accent1"/>
         <w:tblW w:type="auto" w:w="0"/>
         <w:jc w:val="center"/>
         <w:tblLook w:firstColumn="1" w:firstRow="1" w:lastColumn="0" w:lastRow="0" w:noHBand="0" w:noVBand="1" w:val="04A0"/>
@@ -1698,7 +1684,7 @@
         <w:tc>
           <w:tcPr>
             <w:tcW w:type="dxa" w:w="3324"/>
-            <w:shd w:val="clear" w:color="auto" w:fill="4C1D95"/>
+            <w:shd w:val="clear" w:color="auto" w:fill="1F3A5F"/>
           </w:tcPr>
           <w:p>
             <w:r>
@@ -1713,7 +1699,7 @@
         <w:tc>
           <w:tcPr>
             <w:tcW w:type="dxa" w:w="3324"/>
-            <w:shd w:val="clear" w:color="auto" w:fill="4C1D95"/>
+            <w:shd w:val="clear" w:color="auto" w:fill="1F3A5F"/>
           </w:tcPr>
           <w:p>
             <w:r>
@@ -1728,7 +1714,7 @@
         <w:tc>
           <w:tcPr>
             <w:tcW w:type="dxa" w:w="3324"/>
-            <w:shd w:val="clear" w:color="auto" w:fill="4C1D95"/>
+            <w:shd w:val="clear" w:color="auto" w:fill="1F3A5F"/>
           </w:tcPr>
           <w:p>
             <w:r>
@@ -1918,78 +1904,84 @@
         <w:pStyle w:val="Heading1"/>
       </w:pPr>
       <w:r>
+        <w:rPr>
+          <w:color w:val="1F3A5F"/>
+        </w:rPr>
         <w:t>My Learning Goals</w:t>
       </w:r>
     </w:p>
     <w:p>
-      <w:r>
-        <w:rPr>
-          <w:b/>
-          <w:i/>
-        </w:rPr>
-        <w:t xml:space="preserve">▸ </w:t>
-      </w:r>
+      <w:pPr>
+        <w:ind w:left="283"/>
+      </w:pPr>
       <w:r>
         <w:rPr>
           <w:b w:val="0"/>
           <w:i/>
+          <w:color w:val="404040"/>
         </w:rPr>
         <w:t>Before next lesson, I will review / practise:</w:t>
       </w:r>
     </w:p>
     <w:p>
-      <w:r>
-        <w:rPr>
-          <w:color w:val="B0B0B0"/>
-        </w:rPr>
-        <w:t>__________________________________________________________________________________________</w:t>
-      </w:r>
+      <w:pPr>
+        <w:spacing w:after="280"/>
+        <w:pBdr>
+          <w:bottom w:val="single" w:sz="6" w:space="1" w:color="BFBFBF"/>
+        </w:pBdr>
+      </w:pPr>
     </w:p>
     <w:p>
-      <w:r>
-        <w:rPr>
-          <w:color w:val="B0B0B0"/>
-        </w:rPr>
-        <w:t>__________________________________________________________________________________________</w:t>
-      </w:r>
+      <w:pPr>
+        <w:spacing w:after="280"/>
+        <w:pBdr>
+          <w:bottom w:val="single" w:sz="6" w:space="1" w:color="BFBFBF"/>
+        </w:pBdr>
+      </w:pPr>
     </w:p>
     <w:p>
-      <w:r>
-        <w:rPr>
-          <w:color w:val="B0B0B0"/>
-        </w:rPr>
-        <w:t>__________________________________________________________________________________________</w:t>
-      </w:r>
+      <w:pPr>
+        <w:spacing w:after="280"/>
+        <w:pBdr>
+          <w:bottom w:val="single" w:sz="6" w:space="1" w:color="BFBFBF"/>
+        </w:pBdr>
+      </w:pPr>
     </w:p>
     <w:p>
       <w:pPr>
         <w:pStyle w:val="Heading1"/>
       </w:pPr>
       <w:r>
+        <w:rPr>
+          <w:color w:val="1F3A5F"/>
+        </w:rPr>
         <w:t>One thing I found surprising or interesting:</w:t>
       </w:r>
     </w:p>
     <w:p>
-      <w:r>
-        <w:rPr>
-          <w:color w:val="B0B0B0"/>
-        </w:rPr>
-        <w:t>__________________________________________________________________________________________</w:t>
-      </w:r>
+      <w:pPr>
+        <w:spacing w:after="280"/>
+        <w:pBdr>
+          <w:bottom w:val="single" w:sz="6" w:space="1" w:color="BFBFBF"/>
+        </w:pBdr>
+      </w:pPr>
     </w:p>
     <w:p>
-      <w:r>
-        <w:rPr>
-          <w:color w:val="B0B0B0"/>
-        </w:rPr>
-        <w:t>__________________________________________________________________________________________</w:t>
-      </w:r>
+      <w:pPr>
+        <w:spacing w:after="280"/>
+        <w:pBdr>
+          <w:bottom w:val="single" w:sz="6" w:space="1" w:color="BFBFBF"/>
+        </w:pBdr>
+      </w:pPr>
     </w:p>
     <w:p>
       <w:pPr>
         <w:pStyle w:val="Heading1"/>
       </w:pPr>
       <w:r>
+        <w:rPr>
+          <w:color w:val="1F3A5F"/>
+        </w:rPr>
         <w:t>My key vocab list (write 10 design terms you want to remember):</w:t>
       </w:r>
     </w:p>
@@ -2073,20 +2065,8 @@
         <w:t>10.</w:t>
       </w:r>
     </w:p>
-    <w:p>
-      <w:pPr>
-        <w:jc w:val="center"/>
-      </w:pPr>
-      <w:r>
-        <w:rPr>
-          <w:i/>
-          <w:color w:val="999999"/>
-          <w:sz w:val="16"/>
-        </w:rPr>
-        <w:t>VCE Visual Communication Design · Student Workbook · Unit 2 · VCAA 2024 Study Design · Total: 68 marks</w:t>
-      </w:r>
-    </w:p>
     <w:sectPr>
+      <w:footerReference w:type="default" r:id="rId9"/>
       <w:pgSz w:w="12240" w:h="15840"/>
       <w:pgMar w:top="1440" w:right="1134" w:bottom="1440" w:left="1134" w:header="720" w:footer="720" w:gutter="0"/>
       <w:cols w:space="720"/>
@@ -2094,6 +2074,33 @@
     </w:sectPr>
   </w:body>
 </w:document>
+</file>
+
+<file path=word/footer1.xml><?xml version="1.0" encoding="utf-8"?>
+<w:ftr xmlns:m="http://schemas.openxmlformats.org/officeDocument/2006/math" xmlns:mc="http://schemas.openxmlformats.org/markup-compatibility/2006" xmlns:mo="http://schemas.microsoft.com/office/mac/office/2008/main" xmlns:mv="urn:schemas-microsoft-com:mac:vml" xmlns:o="urn:schemas-microsoft-com:office:office" xmlns:r="http://schemas.openxmlformats.org/officeDocument/2006/relationships" xmlns:v="urn:schemas-microsoft-com:vml" xmlns:w10="urn:schemas-microsoft-com:office:word" xmlns:w14="http://schemas.microsoft.com/office/word/2010/wordml" xmlns:w="http://schemas.openxmlformats.org/wordprocessingml/2006/main" xmlns:wne="http://schemas.microsoft.com/office/word/2006/wordml" xmlns:wp14="http://schemas.microsoft.com/office/word/2010/wordprocessingDrawing" xmlns:wp="http://schemas.openxmlformats.org/drawingml/2006/wordprocessingDrawing" xmlns:wpc="http://schemas.microsoft.com/office/word/2010/wordprocessingCanvas" xmlns:wpg="http://schemas.microsoft.com/office/word/2010/wordprocessingGroup" xmlns:wpi="http://schemas.microsoft.com/office/word/2010/wordprocessingInk" xmlns:wps="http://schemas.microsoft.com/office/word/2010/wordprocessingShape" mc:Ignorable="w14 wp14">
+  <w:p>
+    <w:pPr>
+      <w:pStyle w:val="Footer"/>
+      <w:jc w:val="center"/>
+    </w:pPr>
+    <w:r>
+      <w:rPr>
+        <w:color w:val="999999"/>
+        <w:sz w:val="16"/>
+      </w:rPr>
+      <w:t xml:space="preserve">VCE VCD — Unit 2 Workbook  |  Page </w:t>
+    </w:r>
+    <w:r>
+      <w:rPr>
+        <w:color w:val="999999"/>
+        <w:sz w:val="16"/>
+      </w:rPr>
+      <w:fldChar w:fldCharType="begin"/>
+      <w:instrText xml:space="preserve">PAGE</w:instrText>
+      <w:fldChar w:fldCharType="end"/>
+    </w:r>
+  </w:p>
+</w:ftr>
 </file>
 
 <file path=word/numbering.xml><?xml version="1.0" encoding="utf-8"?>
@@ -2526,7 +2533,7 @@
       <w:rFonts w:asciiTheme="majorHAnsi" w:eastAsiaTheme="majorEastAsia" w:hAnsiTheme="majorHAnsi" w:cstheme="majorBidi"/>
       <w:b/>
       <w:bCs/>
-      <w:color w:val="365F91" w:themeColor="accent1" w:themeShade="BF"/>
+      <w:color w:val="1F3A5F"/>
       <w:sz w:val="28"/>
       <w:szCs w:val="28"/>
     </w:rPr>
@@ -2550,7 +2557,7 @@
       <w:rFonts w:asciiTheme="majorHAnsi" w:eastAsiaTheme="majorEastAsia" w:hAnsiTheme="majorHAnsi" w:cstheme="majorBidi"/>
       <w:b/>
       <w:bCs/>
-      <w:color w:val="4F81BD" w:themeColor="accent1"/>
+      <w:color w:val="1F3A5F"/>
       <w:sz w:val="26"/>
       <w:szCs w:val="26"/>
     </w:rPr>
@@ -2574,7 +2581,7 @@
       <w:rFonts w:asciiTheme="majorHAnsi" w:eastAsiaTheme="majorEastAsia" w:hAnsiTheme="majorHAnsi" w:cstheme="majorBidi"/>
       <w:b/>
       <w:bCs/>
-      <w:color w:val="4F81BD" w:themeColor="accent1"/>
+      <w:color w:val="1F3A5F"/>
     </w:rPr>
   </w:style>
   <w:style w:type="paragraph" w:styleId="Heading4">
@@ -2599,7 +2606,7 @@
       <w:bCs/>
       <w:i/>
       <w:iCs/>
-      <w:color w:val="4F81BD" w:themeColor="accent1"/>
+      <w:color w:val="1F3A5F"/>
     </w:rPr>
   </w:style>
   <w:style w:type="paragraph" w:styleId="Heading5">
@@ -2813,7 +2820,7 @@
     </w:pPr>
     <w:rPr>
       <w:rFonts w:asciiTheme="majorHAnsi" w:eastAsiaTheme="majorEastAsia" w:hAnsiTheme="majorHAnsi" w:cstheme="majorBidi"/>
-      <w:color w:val="17365D" w:themeColor="text2" w:themeShade="BF"/>
+      <w:color w:val="1F3A5F"/>
       <w:spacing w:val="5"/>
       <w:kern w:val="28"/>
       <w:sz w:val="52"/>
